--- a/数据结构与算法_实践/080901-数据结构与算法（实践报告）.docx
+++ b/数据结构与算法_实践/080901-数据结构与算法（实践报告）.docx
@@ -182,19 +182,11 @@
               <w:snapToGrid w:val="0"/>
               <w:jc w:val="center"/>
               <w:rPr>
-                <w:rFonts w:ascii="宋体" w:hAnsi="宋体" w:eastAsia="宋体" w:cs="宋体"/>
-                <w:sz w:val="28"/>
-                <w:szCs w:val="28"/>
-              </w:rPr>
-            </w:pPr>
-            <w:r>
-              <w:rPr>
-                <w:rFonts w:hint="eastAsia" w:ascii="宋体" w:hAnsi="宋体" w:eastAsia="宋体" w:cs="宋体"/>
-                <w:sz w:val="28"/>
-                <w:szCs w:val="28"/>
-              </w:rPr>
-              <w:sym w:font="Wingdings" w:char="00FE"/>
-            </w:r>
+                <w:rFonts w:hint="eastAsia" w:ascii="宋体" w:hAnsi="宋体" w:eastAsia="宋体" w:cs="宋体"/>
+                <w:sz w:val="28"/>
+                <w:szCs w:val="28"/>
+              </w:rPr>
+            </w:pPr>
             <w:r>
               <w:rPr>
                 <w:rFonts w:hint="eastAsia" w:ascii="宋体" w:hAnsi="宋体" w:eastAsia="宋体" w:cs="宋体"/>
@@ -202,69 +194,6 @@
                 <w:szCs w:val="28"/>
               </w:rPr>
               <w:t>计算机科学与技术</w:t>
-            </w:r>
-          </w:p>
-          <w:p>
-            <w:pPr>
-              <w:snapToGrid w:val="0"/>
-              <w:jc w:val="center"/>
-              <w:rPr>
-                <w:rFonts w:hint="eastAsia" w:ascii="宋体" w:hAnsi="宋体" w:eastAsia="宋体" w:cs="宋体"/>
-                <w:sz w:val="28"/>
-                <w:szCs w:val="28"/>
-              </w:rPr>
-            </w:pPr>
-            <w:r>
-              <w:rPr>
-                <w:rFonts w:hint="eastAsia" w:ascii="宋体" w:hAnsi="宋体" w:eastAsia="宋体" w:cs="宋体"/>
-                <w:sz w:val="28"/>
-                <w:szCs w:val="28"/>
-              </w:rPr>
-              <w:sym w:font="Wingdings" w:char="00A8"/>
-            </w:r>
-            <w:r>
-              <w:rPr>
-                <w:rFonts w:hint="eastAsia" w:ascii="宋体" w:hAnsi="宋体" w:eastAsia="宋体" w:cs="宋体"/>
-                <w:sz w:val="28"/>
-                <w:szCs w:val="28"/>
-              </w:rPr>
-              <w:t>网络工程</w:t>
-            </w:r>
-          </w:p>
-          <w:p>
-            <w:pPr>
-              <w:snapToGrid w:val="0"/>
-              <w:jc w:val="center"/>
-              <w:rPr>
-                <w:rFonts w:hint="eastAsia" w:ascii="宋体" w:hAnsi="宋体" w:eastAsia="宋体" w:cs="宋体"/>
-                <w:sz w:val="28"/>
-                <w:szCs w:val="28"/>
-              </w:rPr>
-            </w:pPr>
-            <w:r>
-              <w:rPr>
-                <w:rFonts w:hint="eastAsia" w:ascii="宋体" w:hAnsi="宋体" w:eastAsia="宋体" w:cs="宋体"/>
-                <w:sz w:val="28"/>
-                <w:szCs w:val="28"/>
-              </w:rPr>
-              <w:sym w:font="Wingdings" w:char="00A8"/>
-            </w:r>
-            <w:r>
-              <w:rPr>
-                <w:rFonts w:hint="eastAsia" w:ascii="宋体" w:hAnsi="宋体" w:eastAsia="宋体" w:cs="宋体"/>
-                <w:sz w:val="28"/>
-                <w:szCs w:val="28"/>
-                <w:lang w:val="en-US" w:eastAsia="zh-CN"/>
-              </w:rPr>
-              <w:t>软件</w:t>
-            </w:r>
-            <w:r>
-              <w:rPr>
-                <w:rFonts w:hint="eastAsia" w:ascii="宋体" w:hAnsi="宋体" w:eastAsia="宋体" w:cs="宋体"/>
-                <w:sz w:val="28"/>
-                <w:szCs w:val="28"/>
-              </w:rPr>
-              <w:t>工程</w:t>
             </w:r>
           </w:p>
         </w:tc>
@@ -699,17 +628,7 @@
                 <w:sz w:val="28"/>
                 <w:szCs w:val="28"/>
               </w:rPr>
-              <w:t>：必须使用C+</w:t>
-            </w:r>
-            <w:bookmarkStart w:id="0" w:name="_GoBack"/>
-            <w:bookmarkEnd w:id="0"/>
-            <w:r>
-              <w:rPr>
-                <w:rFonts w:hint="eastAsia" w:ascii="宋体" w:hAnsi="宋体" w:eastAsia="宋体" w:cs="宋体"/>
-                <w:sz w:val="28"/>
-                <w:szCs w:val="28"/>
-              </w:rPr>
-              <w:t>+语言开发；必须用指针实现链表，不能使用STL</w:t>
+              <w:t>：必须使用C++语言开发；必须用指针实现链表，不能使用STL</w:t>
             </w:r>
           </w:p>
           <w:p>
@@ -880,6 +799,60 @@
               </w:rPr>
               <w:t>前驱指针和后继指针。</w:t>
             </w:r>
+            <w:bookmarkStart w:id="0" w:name="_GoBack"/>
+            <w:bookmarkEnd w:id="0"/>
+          </w:p>
+          <w:p>
+            <w:pPr>
+              <w:numPr>
+                <w:ilvl w:val="0"/>
+                <w:numId w:val="1"/>
+              </w:numPr>
+              <w:snapToGrid w:val="0"/>
+              <w:ind w:firstLine="560" w:firstLineChars="200"/>
+              <w:rPr>
+                <w:rFonts w:hint="eastAsia" w:ascii="宋体" w:hAnsi="宋体" w:eastAsia="宋体" w:cs="宋体"/>
+                <w:color w:val="0000FF"/>
+                <w:sz w:val="28"/>
+                <w:szCs w:val="28"/>
+              </w:rPr>
+            </w:pPr>
+            <w:r>
+              <w:rPr>
+                <w:rFonts w:hint="eastAsia" w:ascii="宋体" w:hAnsi="宋体" w:eastAsia="宋体" w:cs="宋体"/>
+                <w:color w:val="0000FF"/>
+                <w:sz w:val="28"/>
+                <w:szCs w:val="28"/>
+                <w:lang w:eastAsia="zh-CN"/>
+              </w:rPr>
+              <w:t>截取代码</w:t>
+            </w:r>
+          </w:p>
+          <w:p>
+            <w:pPr>
+              <w:numPr>
+                <w:ilvl w:val="0"/>
+                <w:numId w:val="1"/>
+              </w:numPr>
+              <w:snapToGrid w:val="0"/>
+              <w:ind w:firstLine="560" w:firstLineChars="200"/>
+              <w:rPr>
+                <w:rFonts w:hint="eastAsia" w:ascii="宋体" w:hAnsi="宋体" w:eastAsia="宋体" w:cs="宋体"/>
+                <w:color w:val="0000FF"/>
+                <w:sz w:val="28"/>
+                <w:szCs w:val="28"/>
+              </w:rPr>
+            </w:pPr>
+            <w:r>
+              <w:rPr>
+                <w:rFonts w:hint="eastAsia" w:ascii="宋体" w:hAnsi="宋体" w:eastAsia="宋体" w:cs="宋体"/>
+                <w:color w:val="0000FF"/>
+                <w:sz w:val="28"/>
+                <w:szCs w:val="28"/>
+                <w:lang w:eastAsia="zh-CN"/>
+              </w:rPr>
+              <w:t>流程图</w:t>
+            </w:r>
           </w:p>
           <w:p>
             <w:pPr>
@@ -1502,6 +1475,37 @@
                 <w:lang w:val="en-US" w:eastAsia="zh-CN"/>
               </w:rPr>
               <w:t>反向：输入位置 1（删除尾 60） -&gt; 结果: 20 30 40 50</w:t>
+            </w:r>
+          </w:p>
+          <w:p>
+            <w:pPr>
+              <w:numPr>
+                <w:ilvl w:val="0"/>
+                <w:numId w:val="0"/>
+              </w:numPr>
+              <w:snapToGrid w:val="0"/>
+              <w:ind w:firstLine="840" w:firstLineChars="300"/>
+              <w:rPr>
+                <w:rFonts w:hint="eastAsia" w:ascii="宋体" w:hAnsi="宋体" w:eastAsia="宋体" w:cs="宋体"/>
+                <w:b w:val="0"/>
+                <w:bCs w:val="0"/>
+                <w:color w:val="0000FF"/>
+                <w:sz w:val="28"/>
+                <w:szCs w:val="28"/>
+                <w:lang w:val="en-US" w:eastAsia="zh-CN"/>
+              </w:rPr>
+            </w:pPr>
+            <w:r>
+              <w:rPr>
+                <w:rFonts w:hint="eastAsia" w:ascii="宋体" w:hAnsi="宋体" w:eastAsia="宋体" w:cs="宋体"/>
+                <w:b w:val="0"/>
+                <w:bCs w:val="0"/>
+                <w:color w:val="0000FF"/>
+                <w:sz w:val="28"/>
+                <w:szCs w:val="28"/>
+                <w:lang w:val="en-US" w:eastAsia="zh-CN"/>
+              </w:rPr>
+              <w:t>结果截图</w:t>
             </w:r>
           </w:p>
           <w:p>
